--- a/ClaudeComBook/DocTemplates/family_composition.docx
+++ b/ClaudeComBook/DocTemplates/family_composition.docx
@@ -458,7 +458,41 @@
           <w:sz w:val="28"/>
           <w:szCs w:val="28"/>
         </w:rPr>
-        <w:t xml:space="preserve">   Видана жителю  с. {</w:t>
+        <w:t xml:space="preserve">   Видана </w:t>
+      </w:r>
+      <w:r>
+        <w:rPr>
+          <w:rFonts w:ascii="Times New Roman" w:hAnsi="Times New Roman"/>
+          <w:sz w:val="28"/>
+          <w:szCs w:val="28"/>
+          <w:lang w:val="en-US"/>
+        </w:rPr>
+        <w:t>{</w:t>
+      </w:r>
+      <w:r>
+        <w:rPr>
+          <w:rFonts w:ascii="Times New Roman" w:hAnsi="Times New Roman"/>
+          <w:sz w:val="28"/>
+          <w:szCs w:val="28"/>
+        </w:rPr>
+        <w:t>жителю</w:t>
+      </w:r>
+      <w:r>
+        <w:rPr>
+          <w:rFonts w:ascii="Times New Roman" w:hAnsi="Times New Roman"/>
+          <w:sz w:val="28"/>
+          <w:szCs w:val="28"/>
+          <w:lang w:val="en-US"/>
+        </w:rPr>
+        <w:t>}</w:t>
+      </w:r>
+      <w:r>
+        <w:rPr>
+          <w:rFonts w:ascii="Times New Roman" w:hAnsi="Times New Roman"/>
+          <w:sz w:val="28"/>
+          <w:szCs w:val="28"/>
+        </w:rPr>
+        <w:t xml:space="preserve">  с. {</w:t>
       </w:r>
       <w:proofErr w:type="spellStart"/>
       <w:r>
@@ -758,15 +792,37 @@
     <w:p>
       <w:pPr>
         <w:spacing w:after="0" w:line="240" w:lineRule="auto"/>
-        <w:rPr>
-          <w:rFonts w:ascii="Times New Roman" w:eastAsia="Times New Roman" w:hAnsi="Times New Roman"/>
-          <w:sz w:val="28"/>
-          <w:szCs w:val="28"/>
-          <w:lang w:val="uk-UA" w:eastAsia="uk-UA"/>
-        </w:rPr>
-      </w:pPr>
-      <w:bookmarkStart w:id="0" w:name="ListPlace"/>
-      <w:bookmarkEnd w:id="0"/>
+        <w:jc w:val="both"/>
+        <w:outlineLvl w:val="0"/>
+        <w:rPr>
+          <w:rFonts w:ascii="Times New Roman" w:eastAsia="Times New Roman" w:hAnsi="Times New Roman"/>
+          <w:sz w:val="28"/>
+          <w:szCs w:val="28"/>
+          <w:lang w:val="uk-UA" w:eastAsia="uk-UA"/>
+        </w:rPr>
+      </w:pPr>
+      <w:bookmarkStart w:id="0" w:name="FamilyMembers"/>
+      <w:r>
+        <w:rPr>
+          <w:rFonts w:ascii="Times New Roman" w:eastAsia="Times New Roman" w:hAnsi="Times New Roman"/>
+          <w:sz w:val="28"/>
+          <w:szCs w:val="28"/>
+          <w:lang w:val="uk-UA" w:eastAsia="uk-UA"/>
+        </w:rPr>
+        <w:t xml:space="preserve"> </w:t>
+      </w:r>
+    </w:p>
+    <w:bookmarkEnd w:id="0"/>
+    <w:p>
+      <w:pPr>
+        <w:spacing w:after="0" w:line="240" w:lineRule="auto"/>
+        <w:rPr>
+          <w:rFonts w:ascii="Times New Roman" w:eastAsia="Times New Roman" w:hAnsi="Times New Roman"/>
+          <w:sz w:val="28"/>
+          <w:szCs w:val="28"/>
+          <w:lang w:val="uk-UA" w:eastAsia="uk-UA"/>
+        </w:rPr>
+      </w:pPr>
     </w:p>
     <w:p>
       <w:pPr>

--- a/ClaudeComBook/DocTemplates/family_composition.docx
+++ b/ClaudeComBook/DocTemplates/family_composition.docx
@@ -1,6 +1,6 @@
 
 <file path=word/document.xml><?xml version="1.0" encoding="utf-8"?>
-<w:document xmlns:wpc="http://schemas.microsoft.com/office/word/2010/wordprocessingCanvas" xmlns:cx="http://schemas.microsoft.com/office/drawing/2014/chartex" xmlns:cx1="http://schemas.microsoft.com/office/drawing/2015/9/8/chartex" xmlns:cx2="http://schemas.microsoft.com/office/drawing/2015/10/21/chartex" xmlns:cx3="http://schemas.microsoft.com/office/drawing/2016/5/9/chartex" xmlns:cx4="http://schemas.microsoft.com/office/drawing/2016/5/10/chartex" xmlns:cx5="http://schemas.microsoft.com/office/drawing/2016/5/11/chartex" xmlns:cx6="http://schemas.microsoft.com/office/drawing/2016/5/12/chartex" xmlns:cx7="http://schemas.microsoft.com/office/drawing/2016/5/13/chartex" xmlns:cx8="http://schemas.microsoft.com/office/drawing/2016/5/14/chartex" xmlns:mc="http://schemas.openxmlformats.org/markup-compatibility/2006" xmlns:aink="http://schemas.microsoft.com/office/drawing/2016/ink" xmlns:am3d="http://schemas.microsoft.com/office/drawing/2017/model3d" xmlns:o="urn:schemas-microsoft-com:office:office" xmlns:oel="http://schemas.microsoft.com/office/2019/extlst" xmlns:r="http://schemas.openxmlformats.org/officeDocument/2006/relationships" xmlns:m="http://schemas.openxmlformats.org/officeDocument/2006/math" xmlns:v="urn:schemas-microsoft-com:vml" xmlns:wp14="http://schemas.microsoft.com/office/word/2010/wordprocessingDrawing" xmlns:wp="http://schemas.openxmlformats.org/drawingml/2006/wordprocessingDrawing" xmlns:w10="urn:schemas-microsoft-com:office:word" xmlns:w="http://schemas.openxmlformats.org/wordprocessingml/2006/main" xmlns:w14="http://schemas.microsoft.com/office/word/2010/wordml" xmlns:w15="http://schemas.microsoft.com/office/word/2012/wordml" xmlns:w16cei="http://schemas.microsoft.com/office/word/2026/wordml/cei" xmlns:w16cex="http://schemas.microsoft.com/office/word/2018/wordml/cex" xmlns:w16cid="http://schemas.microsoft.com/office/word/2016/wordml/cid" xmlns:w16="http://schemas.microsoft.com/office/word/2018/wordml" xmlns:w16du="http://schemas.microsoft.com/office/word/2023/wordml/word16du" xmlns:w16sdtdh="http://schemas.microsoft.com/office/word/2020/wordml/sdtdatahash" xmlns:w16sdtfl="http://schemas.microsoft.com/office/word/2024/wordml/sdtformatlock" xmlns:w16se="http://schemas.microsoft.com/office/word/2015/wordml/symex" xmlns:wpg="http://schemas.microsoft.com/office/word/2010/wordprocessingGroup" xmlns:wpi="http://schemas.microsoft.com/office/word/2010/wordprocessingInk" xmlns:wne="http://schemas.microsoft.com/office/word/2006/wordml" xmlns:wps="http://schemas.microsoft.com/office/word/2010/wordprocessingShape" mc:Ignorable="w14 w15 w16se w16cid w16 w16cex w16sdtdh w16sdtfl w16du wp14">
+<w:document xmlns:wpc="http://schemas.microsoft.com/office/word/2010/wordprocessingCanvas" xmlns:cx="http://schemas.microsoft.com/office/drawing/2014/chartex" xmlns:cx1="http://schemas.microsoft.com/office/drawing/2015/9/8/chartex" xmlns:mc="http://schemas.openxmlformats.org/markup-compatibility/2006" xmlns:o="urn:schemas-microsoft-com:office:office" xmlns:r="http://schemas.openxmlformats.org/officeDocument/2006/relationships" xmlns:m="http://schemas.openxmlformats.org/officeDocument/2006/math" xmlns:v="urn:schemas-microsoft-com:vml" xmlns:wp14="http://schemas.microsoft.com/office/word/2010/wordprocessingDrawing" xmlns:wp="http://schemas.openxmlformats.org/drawingml/2006/wordprocessingDrawing" xmlns:w10="urn:schemas-microsoft-com:office:word" xmlns:w="http://schemas.openxmlformats.org/wordprocessingml/2006/main" xmlns:w14="http://schemas.microsoft.com/office/word/2010/wordml" xmlns:w15="http://schemas.microsoft.com/office/word/2012/wordml" xmlns:w16se="http://schemas.microsoft.com/office/word/2015/wordml/symex" xmlns:wpg="http://schemas.microsoft.com/office/word/2010/wordprocessingGroup" xmlns:wpi="http://schemas.microsoft.com/office/word/2010/wordprocessingInk" xmlns:wne="http://schemas.microsoft.com/office/word/2006/wordml" xmlns:wps="http://schemas.microsoft.com/office/word/2010/wordprocessingShape" mc:Ignorable="w14 w15 w16se wp14">
   <w:body>
     <w:p>
       <w:pPr>
@@ -256,7 +256,43 @@
           <w:color w:val="000000"/>
           <w:lang w:eastAsia="zh-CN"/>
         </w:rPr>
-        <w:t>, Стрийський  р-н, Львівська обл., 81743</w:t>
+        <w:t xml:space="preserve">, </w:t>
+      </w:r>
+      <w:proofErr w:type="spellStart"/>
+      <w:r>
+        <w:rPr>
+          <w:rFonts w:ascii="Times New Roman" w:eastAsia="Times New Roman" w:hAnsi="Times New Roman"/>
+          <w:color w:val="000000"/>
+          <w:lang w:eastAsia="zh-CN"/>
+        </w:rPr>
+        <w:t>Стрийський</w:t>
+      </w:r>
+      <w:proofErr w:type="spellEnd"/>
+      <w:r>
+        <w:rPr>
+          <w:rFonts w:ascii="Times New Roman" w:eastAsia="Times New Roman" w:hAnsi="Times New Roman"/>
+          <w:color w:val="000000"/>
+          <w:lang w:eastAsia="zh-CN"/>
+        </w:rPr>
+        <w:t xml:space="preserve">  р-н, </w:t>
+      </w:r>
+      <w:proofErr w:type="spellStart"/>
+      <w:r>
+        <w:rPr>
+          <w:rFonts w:ascii="Times New Roman" w:eastAsia="Times New Roman" w:hAnsi="Times New Roman"/>
+          <w:color w:val="000000"/>
+          <w:lang w:eastAsia="zh-CN"/>
+        </w:rPr>
+        <w:t>Львівська</w:t>
+      </w:r>
+      <w:proofErr w:type="spellEnd"/>
+      <w:r>
+        <w:rPr>
+          <w:rFonts w:ascii="Times New Roman" w:eastAsia="Times New Roman" w:hAnsi="Times New Roman"/>
+          <w:color w:val="000000"/>
+          <w:lang w:eastAsia="zh-CN"/>
+        </w:rPr>
+        <w:t xml:space="preserve"> обл., 81743</w:t>
       </w:r>
     </w:p>
     <w:p>
@@ -346,13 +382,23 @@
           <w:lang w:eastAsia="uk-UA"/>
         </w:rPr>
       </w:pPr>
-      <w:r>
-        <w:rPr>
-          <w:rFonts w:ascii="Times New Roman" w:hAnsi="Times New Roman"/>
-          <w:sz w:val="28"/>
-          <w:szCs w:val="28"/>
-        </w:rPr>
-        <w:t>Від {</w:t>
+      <w:proofErr w:type="spellStart"/>
+      <w:r>
+        <w:rPr>
+          <w:rFonts w:ascii="Times New Roman" w:hAnsi="Times New Roman"/>
+          <w:sz w:val="28"/>
+          <w:szCs w:val="28"/>
+        </w:rPr>
+        <w:t>Від</w:t>
+      </w:r>
+      <w:proofErr w:type="spellEnd"/>
+      <w:r>
+        <w:rPr>
+          <w:rFonts w:ascii="Times New Roman" w:hAnsi="Times New Roman"/>
+          <w:sz w:val="28"/>
+          <w:szCs w:val="28"/>
+        </w:rPr>
+        <w:t xml:space="preserve"> </w:t>
       </w:r>
       <w:proofErr w:type="spellStart"/>
       <w:r>
@@ -370,7 +416,7 @@
           <w:sz w:val="28"/>
           <w:szCs w:val="28"/>
         </w:rPr>
-        <w:t>} р.  № {</w:t>
+        <w:t xml:space="preserve"> р.  № </w:t>
       </w:r>
       <w:proofErr w:type="spellStart"/>
       <w:r>
@@ -388,7 +434,7 @@
           <w:sz w:val="28"/>
           <w:szCs w:val="28"/>
         </w:rPr>
-        <w:t xml:space="preserve">}                </w:t>
+        <w:t xml:space="preserve">                </w:t>
       </w:r>
     </w:p>
     <w:p>
@@ -460,6 +506,204 @@
         </w:rPr>
         <w:t xml:space="preserve">   Видана </w:t>
       </w:r>
+      <w:proofErr w:type="gramStart"/>
+      <w:r>
+        <w:rPr>
+          <w:rFonts w:ascii="Times New Roman" w:hAnsi="Times New Roman"/>
+          <w:sz w:val="28"/>
+          <w:szCs w:val="28"/>
+        </w:rPr>
+        <w:t>жителю</w:t>
+      </w:r>
+      <w:r>
+        <w:rPr>
+          <w:rFonts w:ascii="Times New Roman" w:hAnsi="Times New Roman"/>
+          <w:sz w:val="28"/>
+          <w:szCs w:val="28"/>
+        </w:rPr>
+        <w:t xml:space="preserve">  с.</w:t>
+      </w:r>
+      <w:proofErr w:type="gramEnd"/>
+      <w:r>
+        <w:rPr>
+          <w:rFonts w:ascii="Times New Roman" w:hAnsi="Times New Roman"/>
+          <w:sz w:val="28"/>
+          <w:szCs w:val="28"/>
+        </w:rPr>
+        <w:t xml:space="preserve"> </w:t>
+      </w:r>
+      <w:proofErr w:type="spellStart"/>
+      <w:r>
+        <w:rPr>
+          <w:rFonts w:ascii="Times New Roman" w:hAnsi="Times New Roman"/>
+          <w:sz w:val="28"/>
+          <w:szCs w:val="28"/>
+        </w:rPr>
+        <w:t>village</w:t>
+      </w:r>
+      <w:proofErr w:type="spellEnd"/>
+      <w:r>
+        <w:rPr>
+          <w:rFonts w:ascii="Times New Roman" w:hAnsi="Times New Roman"/>
+          <w:sz w:val="28"/>
+          <w:szCs w:val="28"/>
+        </w:rPr>
+        <w:t xml:space="preserve">  </w:t>
+      </w:r>
+      <w:proofErr w:type="spellStart"/>
+      <w:r>
+        <w:rPr>
+          <w:rFonts w:ascii="Times New Roman" w:hAnsi="Times New Roman"/>
+          <w:sz w:val="28"/>
+          <w:szCs w:val="28"/>
+        </w:rPr>
+        <w:t>вул</w:t>
+      </w:r>
+      <w:proofErr w:type="spellEnd"/>
+      <w:r>
+        <w:rPr>
+          <w:rFonts w:ascii="Times New Roman" w:hAnsi="Times New Roman"/>
+          <w:sz w:val="28"/>
+          <w:szCs w:val="28"/>
+        </w:rPr>
+        <w:t xml:space="preserve">.  </w:t>
+      </w:r>
+      <w:proofErr w:type="spellStart"/>
+      <w:r>
+        <w:rPr>
+          <w:rFonts w:ascii="Times New Roman" w:hAnsi="Times New Roman"/>
+          <w:sz w:val="28"/>
+          <w:szCs w:val="28"/>
+        </w:rPr>
+        <w:t>street</w:t>
+      </w:r>
+      <w:proofErr w:type="spellEnd"/>
+      <w:r>
+        <w:rPr>
+          <w:rFonts w:ascii="Times New Roman" w:hAnsi="Times New Roman"/>
+          <w:sz w:val="28"/>
+          <w:szCs w:val="28"/>
+        </w:rPr>
+        <w:t xml:space="preserve">, </w:t>
+      </w:r>
+      <w:proofErr w:type="spellStart"/>
+      <w:r>
+        <w:rPr>
+          <w:rFonts w:ascii="Times New Roman" w:hAnsi="Times New Roman"/>
+          <w:sz w:val="28"/>
+          <w:szCs w:val="28"/>
+        </w:rPr>
+        <w:t>house</w:t>
+      </w:r>
+      <w:proofErr w:type="spellEnd"/>
+      <w:r>
+        <w:rPr>
+          <w:rFonts w:ascii="Times New Roman" w:hAnsi="Times New Roman"/>
+          <w:sz w:val="28"/>
+          <w:szCs w:val="28"/>
+        </w:rPr>
+        <w:t xml:space="preserve">   </w:t>
+      </w:r>
+      <w:proofErr w:type="spellStart"/>
+      <w:r>
+        <w:rPr>
+          <w:rFonts w:ascii="Times New Roman" w:hAnsi="Times New Roman"/>
+          <w:sz w:val="28"/>
+          <w:szCs w:val="28"/>
+        </w:rPr>
+        <w:t>full_</w:t>
+      </w:r>
+      <w:proofErr w:type="gramStart"/>
+      <w:r>
+        <w:rPr>
+          <w:rFonts w:ascii="Times New Roman" w:hAnsi="Times New Roman"/>
+          <w:sz w:val="28"/>
+          <w:szCs w:val="28"/>
+        </w:rPr>
+        <w:t>name</w:t>
+      </w:r>
+      <w:proofErr w:type="spellEnd"/>
+      <w:r>
+        <w:rPr>
+          <w:rFonts w:ascii="Times New Roman" w:hAnsi="Times New Roman"/>
+          <w:sz w:val="28"/>
+          <w:szCs w:val="28"/>
+        </w:rPr>
+        <w:t xml:space="preserve"> ,</w:t>
+      </w:r>
+      <w:proofErr w:type="gramEnd"/>
+      <w:r>
+        <w:rPr>
+          <w:rFonts w:ascii="Times New Roman" w:hAnsi="Times New Roman"/>
+          <w:sz w:val="28"/>
+          <w:szCs w:val="28"/>
+        </w:rPr>
+        <w:t xml:space="preserve"> </w:t>
+      </w:r>
+      <w:proofErr w:type="spellStart"/>
+      <w:r>
+        <w:rPr>
+          <w:rFonts w:ascii="Times New Roman" w:hAnsi="Times New Roman"/>
+          <w:sz w:val="28"/>
+          <w:szCs w:val="28"/>
+        </w:rPr>
+        <w:t>birth_date</w:t>
+      </w:r>
+      <w:proofErr w:type="spellEnd"/>
+      <w:r>
+        <w:rPr>
+          <w:rFonts w:ascii="Times New Roman" w:hAnsi="Times New Roman"/>
+          <w:sz w:val="28"/>
+          <w:szCs w:val="28"/>
+        </w:rPr>
+        <w:t xml:space="preserve"> </w:t>
+      </w:r>
+      <w:proofErr w:type="spellStart"/>
+      <w:r>
+        <w:rPr>
+          <w:rFonts w:ascii="Times New Roman" w:hAnsi="Times New Roman"/>
+          <w:sz w:val="28"/>
+          <w:szCs w:val="28"/>
+        </w:rPr>
+        <w:t>р.н</w:t>
+      </w:r>
+      <w:proofErr w:type="spellEnd"/>
+      <w:r>
+        <w:rPr>
+          <w:rFonts w:ascii="Times New Roman" w:hAnsi="Times New Roman"/>
+          <w:sz w:val="28"/>
+          <w:szCs w:val="28"/>
+        </w:rPr>
+        <w:t xml:space="preserve">.  </w:t>
+      </w:r>
+      <w:proofErr w:type="gramStart"/>
+      <w:r>
+        <w:rPr>
+          <w:rFonts w:ascii="Times New Roman" w:hAnsi="Times New Roman"/>
+          <w:sz w:val="28"/>
+          <w:szCs w:val="28"/>
+        </w:rPr>
+        <w:t>про  те</w:t>
+      </w:r>
+      <w:proofErr w:type="gramEnd"/>
+      <w:r>
+        <w:rPr>
+          <w:rFonts w:ascii="Times New Roman" w:hAnsi="Times New Roman"/>
+          <w:sz w:val="28"/>
+          <w:szCs w:val="28"/>
+        </w:rPr>
+        <w:t xml:space="preserve">    ,   </w:t>
+      </w:r>
+      <w:proofErr w:type="spellStart"/>
+      <w:r>
+        <w:rPr>
+          <w:rFonts w:ascii="Times New Roman" w:hAnsi="Times New Roman"/>
+          <w:sz w:val="28"/>
+          <w:szCs w:val="28"/>
+        </w:rPr>
+        <w:t>що</w:t>
+      </w:r>
+      <w:proofErr w:type="spellEnd"/>
       <w:r>
         <w:rPr>
           <w:rFonts w:ascii="Times New Roman" w:hAnsi="Times New Roman"/>
@@ -467,16 +711,18 @@
           <w:szCs w:val="28"/>
           <w:lang w:val="en-US"/>
         </w:rPr>
-        <w:t>{</w:t>
-      </w:r>
-      <w:r>
-        <w:rPr>
-          <w:rFonts w:ascii="Times New Roman" w:hAnsi="Times New Roman"/>
-          <w:sz w:val="28"/>
-          <w:szCs w:val="28"/>
-        </w:rPr>
-        <w:t>жителю</w:t>
-      </w:r>
+        <w:t xml:space="preserve"> </w:t>
+      </w:r>
+      <w:proofErr w:type="spellStart"/>
+      <w:r>
+        <w:rPr>
+          <w:rFonts w:ascii="Times New Roman" w:hAnsi="Times New Roman"/>
+          <w:sz w:val="28"/>
+          <w:szCs w:val="28"/>
+        </w:rPr>
+        <w:t>його</w:t>
+      </w:r>
+      <w:proofErr w:type="spellEnd"/>
       <w:r>
         <w:rPr>
           <w:rFonts w:ascii="Times New Roman" w:hAnsi="Times New Roman"/>
@@ -484,142 +730,18 @@
           <w:szCs w:val="28"/>
           <w:lang w:val="en-US"/>
         </w:rPr>
-        <w:t>}</w:t>
-      </w:r>
-      <w:r>
-        <w:rPr>
-          <w:rFonts w:ascii="Times New Roman" w:hAnsi="Times New Roman"/>
-          <w:sz w:val="28"/>
-          <w:szCs w:val="28"/>
-        </w:rPr>
-        <w:t xml:space="preserve">  с. {</w:t>
-      </w:r>
-      <w:proofErr w:type="spellStart"/>
-      <w:r>
-        <w:rPr>
-          <w:rFonts w:ascii="Times New Roman" w:hAnsi="Times New Roman"/>
-          <w:sz w:val="28"/>
-          <w:szCs w:val="28"/>
-        </w:rPr>
-        <w:t>village</w:t>
-      </w:r>
-      <w:proofErr w:type="spellEnd"/>
-      <w:r>
-        <w:rPr>
-          <w:rFonts w:ascii="Times New Roman" w:hAnsi="Times New Roman"/>
-          <w:sz w:val="28"/>
-          <w:szCs w:val="28"/>
-        </w:rPr>
-        <w:t xml:space="preserve">}  </w:t>
-      </w:r>
-      <w:proofErr w:type="spellStart"/>
-      <w:r>
-        <w:rPr>
-          <w:rFonts w:ascii="Times New Roman" w:hAnsi="Times New Roman"/>
-          <w:sz w:val="28"/>
-          <w:szCs w:val="28"/>
-        </w:rPr>
-        <w:t>вул</w:t>
-      </w:r>
-      <w:proofErr w:type="spellEnd"/>
-      <w:r>
-        <w:rPr>
-          <w:rFonts w:ascii="Times New Roman" w:hAnsi="Times New Roman"/>
-          <w:sz w:val="28"/>
-          <w:szCs w:val="28"/>
-        </w:rPr>
-        <w:t>.  {</w:t>
-      </w:r>
-      <w:proofErr w:type="spellStart"/>
-      <w:r>
-        <w:rPr>
-          <w:rFonts w:ascii="Times New Roman" w:hAnsi="Times New Roman"/>
-          <w:sz w:val="28"/>
-          <w:szCs w:val="28"/>
-        </w:rPr>
-        <w:t>street</w:t>
-      </w:r>
-      <w:proofErr w:type="spellEnd"/>
-      <w:r>
-        <w:rPr>
-          <w:rFonts w:ascii="Times New Roman" w:hAnsi="Times New Roman"/>
-          <w:sz w:val="28"/>
-          <w:szCs w:val="28"/>
-        </w:rPr>
-        <w:t>}, {</w:t>
-      </w:r>
-      <w:proofErr w:type="spellStart"/>
-      <w:r>
-        <w:rPr>
-          <w:rFonts w:ascii="Times New Roman" w:hAnsi="Times New Roman"/>
-          <w:sz w:val="28"/>
-          <w:szCs w:val="28"/>
-        </w:rPr>
-        <w:t>house</w:t>
-      </w:r>
-      <w:proofErr w:type="spellEnd"/>
-      <w:r>
-        <w:rPr>
-          <w:rFonts w:ascii="Times New Roman" w:hAnsi="Times New Roman"/>
-          <w:sz w:val="28"/>
-          <w:szCs w:val="28"/>
-        </w:rPr>
-        <w:t>}   {</w:t>
-      </w:r>
-      <w:proofErr w:type="spellStart"/>
-      <w:r>
-        <w:rPr>
-          <w:rFonts w:ascii="Times New Roman" w:hAnsi="Times New Roman"/>
-          <w:sz w:val="28"/>
-          <w:szCs w:val="28"/>
-        </w:rPr>
-        <w:t>full_name</w:t>
-      </w:r>
-      <w:proofErr w:type="spellEnd"/>
-      <w:r>
-        <w:rPr>
-          <w:rFonts w:ascii="Times New Roman" w:hAnsi="Times New Roman"/>
-          <w:sz w:val="28"/>
-          <w:szCs w:val="28"/>
-        </w:rPr>
-        <w:t>} , {</w:t>
-      </w:r>
-      <w:proofErr w:type="spellStart"/>
-      <w:r>
-        <w:rPr>
-          <w:rFonts w:ascii="Times New Roman" w:hAnsi="Times New Roman"/>
-          <w:sz w:val="28"/>
-          <w:szCs w:val="28"/>
-        </w:rPr>
-        <w:t>birth_date</w:t>
-      </w:r>
-      <w:proofErr w:type="spellEnd"/>
-      <w:r>
-        <w:rPr>
-          <w:rFonts w:ascii="Times New Roman" w:hAnsi="Times New Roman"/>
-          <w:sz w:val="28"/>
-          <w:szCs w:val="28"/>
-        </w:rPr>
-        <w:t xml:space="preserve">} </w:t>
-      </w:r>
-      <w:proofErr w:type="spellStart"/>
-      <w:r>
-        <w:rPr>
-          <w:rFonts w:ascii="Times New Roman" w:hAnsi="Times New Roman"/>
-          <w:sz w:val="28"/>
-          <w:szCs w:val="28"/>
-        </w:rPr>
-        <w:t>р.н</w:t>
-      </w:r>
-      <w:proofErr w:type="spellEnd"/>
-      <w:r>
-        <w:rPr>
-          <w:rFonts w:ascii="Times New Roman" w:hAnsi="Times New Roman"/>
-          <w:sz w:val="28"/>
-          <w:szCs w:val="28"/>
-        </w:rPr>
-        <w:t xml:space="preserve">.  про  те    ,   </w:t>
-      </w:r>
+        <w:t xml:space="preserve"> </w:t>
+      </w:r>
+      <w:proofErr w:type="spellStart"/>
+      <w:r>
+        <w:rPr>
+          <w:rFonts w:ascii="Times New Roman" w:hAnsi="Times New Roman"/>
+          <w:sz w:val="28"/>
+          <w:szCs w:val="28"/>
+        </w:rPr>
+        <w:t>сім</w:t>
+      </w:r>
+      <w:proofErr w:type="spellEnd"/>
       <w:r>
         <w:rPr>
           <w:rFonts w:ascii="Times New Roman" w:hAnsi="Times New Roman"/>
@@ -627,18 +749,16 @@
           <w:szCs w:val="28"/>
           <w:lang w:val="en-US"/>
         </w:rPr>
-        <w:t>{</w:t>
-      </w:r>
-      <w:proofErr w:type="spellStart"/>
-      <w:r>
-        <w:rPr>
-          <w:rFonts w:ascii="Times New Roman" w:hAnsi="Times New Roman"/>
-          <w:sz w:val="28"/>
-          <w:szCs w:val="28"/>
-        </w:rPr>
-        <w:t>що</w:t>
-      </w:r>
-      <w:proofErr w:type="spellEnd"/>
+        <w:t>'</w:t>
+      </w:r>
+      <w:r>
+        <w:rPr>
+          <w:rFonts w:ascii="Times New Roman" w:hAnsi="Times New Roman"/>
+          <w:sz w:val="28"/>
+          <w:szCs w:val="28"/>
+        </w:rPr>
+        <w:t>я</w:t>
+      </w:r>
       <w:r>
         <w:rPr>
           <w:rFonts w:ascii="Times New Roman" w:hAnsi="Times New Roman"/>
@@ -655,7 +775,7 @@
           <w:sz w:val="28"/>
           <w:szCs w:val="28"/>
         </w:rPr>
-        <w:t>його</w:t>
+        <w:t>складається</w:t>
       </w:r>
       <w:proofErr w:type="spellEnd"/>
       <w:r>
@@ -667,16 +787,14 @@
         </w:rPr>
         <w:t xml:space="preserve"> </w:t>
       </w:r>
-      <w:proofErr w:type="spellStart"/>
-      <w:r>
-        <w:rPr>
-          <w:rFonts w:ascii="Times New Roman" w:hAnsi="Times New Roman"/>
-          <w:sz w:val="28"/>
-          <w:szCs w:val="28"/>
-        </w:rPr>
-        <w:t>сім</w:t>
-      </w:r>
-      <w:proofErr w:type="spellEnd"/>
+      <w:r>
+        <w:rPr>
+          <w:rFonts w:ascii="Times New Roman" w:hAnsi="Times New Roman"/>
+          <w:sz w:val="28"/>
+          <w:szCs w:val="28"/>
+        </w:rPr>
+        <w:t>з</w:t>
+      </w:r>
       <w:r>
         <w:rPr>
           <w:rFonts w:ascii="Times New Roman" w:hAnsi="Times New Roman"/>
@@ -684,23 +802,6 @@
           <w:szCs w:val="28"/>
           <w:lang w:val="en-US"/>
         </w:rPr>
-        <w:t>'</w:t>
-      </w:r>
-      <w:r>
-        <w:rPr>
-          <w:rFonts w:ascii="Times New Roman" w:hAnsi="Times New Roman"/>
-          <w:sz w:val="28"/>
-          <w:szCs w:val="28"/>
-        </w:rPr>
-        <w:t>я</w:t>
-      </w:r>
-      <w:r>
-        <w:rPr>
-          <w:rFonts w:ascii="Times New Roman" w:hAnsi="Times New Roman"/>
-          <w:sz w:val="28"/>
-          <w:szCs w:val="28"/>
-          <w:lang w:val="en-US"/>
-        </w:rPr>
         <w:t xml:space="preserve"> </w:t>
       </w:r>
       <w:proofErr w:type="spellStart"/>
@@ -710,42 +811,6 @@
           <w:sz w:val="28"/>
           <w:szCs w:val="28"/>
         </w:rPr>
-        <w:t>складається</w:t>
-      </w:r>
-      <w:proofErr w:type="spellEnd"/>
-      <w:r>
-        <w:rPr>
-          <w:rFonts w:ascii="Times New Roman" w:hAnsi="Times New Roman"/>
-          <w:sz w:val="28"/>
-          <w:szCs w:val="28"/>
-          <w:lang w:val="en-US"/>
-        </w:rPr>
-        <w:t xml:space="preserve"> </w:t>
-      </w:r>
-      <w:r>
-        <w:rPr>
-          <w:rFonts w:ascii="Times New Roman" w:hAnsi="Times New Roman"/>
-          <w:sz w:val="28"/>
-          <w:szCs w:val="28"/>
-        </w:rPr>
-        <w:t>з</w:t>
-      </w:r>
-      <w:r>
-        <w:rPr>
-          <w:rFonts w:ascii="Times New Roman" w:hAnsi="Times New Roman"/>
-          <w:sz w:val="28"/>
-          <w:szCs w:val="28"/>
-          <w:lang w:val="en-US"/>
-        </w:rPr>
-        <w:t xml:space="preserve"> </w:t>
-      </w:r>
-      <w:proofErr w:type="spellStart"/>
-      <w:r>
-        <w:rPr>
-          <w:rFonts w:ascii="Times New Roman" w:hAnsi="Times New Roman"/>
-          <w:sz w:val="28"/>
-          <w:szCs w:val="28"/>
-        </w:rPr>
         <w:t>осіб</w:t>
       </w:r>
       <w:proofErr w:type="spellEnd"/>
@@ -756,15 +821,6 @@
           <w:szCs w:val="28"/>
         </w:rPr>
         <w:t>:</w:t>
-      </w:r>
-      <w:r>
-        <w:rPr>
-          <w:rFonts w:ascii="Times New Roman" w:hAnsi="Times New Roman"/>
-          <w:sz w:val="28"/>
-          <w:szCs w:val="28"/>
-          <w:lang w:val="en-US"/>
-        </w:rPr>
-        <w:t>}</w:t>
       </w:r>
       <w:r>
         <w:rPr>
@@ -911,7 +967,7 @@
           <w:sz w:val="28"/>
           <w:szCs w:val="28"/>
         </w:rPr>
-        <w:t xml:space="preserve"> – {</w:t>
+        <w:t xml:space="preserve"> – </w:t>
       </w:r>
       <w:proofErr w:type="spellStart"/>
       <w:r>
@@ -929,7 +985,7 @@
           <w:sz w:val="28"/>
           <w:szCs w:val="28"/>
         </w:rPr>
-        <w:t>} м²</w:t>
+        <w:t xml:space="preserve"> м²</w:t>
       </w:r>
     </w:p>
     <w:p>
@@ -1101,7 +1157,23 @@
           <w:sz w:val="28"/>
           <w:szCs w:val="28"/>
         </w:rPr>
-        <w:t>{Посада}                                                                            {</w:t>
+        <w:t>Посада</w:t>
+      </w:r>
+      <w:r>
+        <w:rPr>
+          <w:rFonts w:ascii="Times New Roman" w:hAnsi="Times New Roman"/>
+          <w:sz w:val="28"/>
+          <w:szCs w:val="28"/>
+        </w:rPr>
+        <w:t xml:space="preserve">                                             </w:t>
+      </w:r>
+      <w:r>
+        <w:rPr>
+          <w:rFonts w:ascii="Times New Roman" w:hAnsi="Times New Roman"/>
+          <w:sz w:val="28"/>
+          <w:szCs w:val="28"/>
+        </w:rPr>
+        <w:t xml:space="preserve">                               </w:t>
       </w:r>
       <w:proofErr w:type="spellStart"/>
       <w:r>
@@ -1114,14 +1186,6 @@
         <w:t>ShortName</w:t>
       </w:r>
       <w:proofErr w:type="spellEnd"/>
-      <w:r>
-        <w:rPr>
-          <w:rFonts w:ascii="Times New Roman" w:hAnsi="Times New Roman"/>
-          <w:sz w:val="28"/>
-          <w:szCs w:val="28"/>
-        </w:rPr>
-        <w:t>}</w:t>
-      </w:r>
     </w:p>
     <w:p>
       <w:pPr>
@@ -1231,7 +1295,10 @@
         </w:rPr>
       </w:pPr>
     </w:p>
-    <w:p/>
+    <w:p>
+      <w:bookmarkStart w:id="1" w:name="_GoBack"/>
+      <w:bookmarkEnd w:id="1"/>
+    </w:p>
     <w:sectPr>
       <w:pgSz w:w="11906" w:h="16838"/>
       <w:pgMar w:top="284" w:right="851" w:bottom="851" w:left="1418" w:header="709" w:footer="709" w:gutter="0"/>
@@ -1243,7 +1310,7 @@
 </file>
 
 <file path=word/styles.xml><?xml version="1.0" encoding="utf-8"?>
-<w:styles xmlns:mc="http://schemas.openxmlformats.org/markup-compatibility/2006" xmlns:r="http://schemas.openxmlformats.org/officeDocument/2006/relationships" xmlns:w="http://schemas.openxmlformats.org/wordprocessingml/2006/main" xmlns:w14="http://schemas.microsoft.com/office/word/2010/wordml" xmlns:w15="http://schemas.microsoft.com/office/word/2012/wordml" xmlns:w16cex="http://schemas.microsoft.com/office/word/2018/wordml/cex" xmlns:w16cid="http://schemas.microsoft.com/office/word/2016/wordml/cid" xmlns:w16="http://schemas.microsoft.com/office/word/2018/wordml" xmlns:w16du="http://schemas.microsoft.com/office/word/2023/wordml/word16du" xmlns:w16sdtdh="http://schemas.microsoft.com/office/word/2020/wordml/sdtdatahash" xmlns:w16sdtfl="http://schemas.microsoft.com/office/word/2024/wordml/sdtformatlock" xmlns:w16se="http://schemas.microsoft.com/office/word/2015/wordml/symex" mc:Ignorable="w14 w15 w16se w16cid w16 w16cex w16sdtdh w16sdtfl w16du">
+<w:styles xmlns:mc="http://schemas.openxmlformats.org/markup-compatibility/2006" xmlns:r="http://schemas.openxmlformats.org/officeDocument/2006/relationships" xmlns:w="http://schemas.openxmlformats.org/wordprocessingml/2006/main" xmlns:w14="http://schemas.microsoft.com/office/word/2010/wordml" xmlns:w15="http://schemas.microsoft.com/office/word/2012/wordml" xmlns:w16se="http://schemas.microsoft.com/office/word/2015/wordml/symex" mc:Ignorable="w14 w15 w16se">
   <w:docDefaults>
     <w:rPrDefault>
       <w:rPr>
@@ -1253,7 +1320,7 @@
     </w:rPrDefault>
     <w:pPrDefault/>
   </w:docDefaults>
-  <w:latentStyles w:defLockedState="0" w:defUIPriority="99" w:defSemiHidden="0" w:defUnhideWhenUsed="0" w:defQFormat="0" w:count="376">
+  <w:latentStyles w:defLockedState="0" w:defUIPriority="99" w:defSemiHidden="0" w:defUnhideWhenUsed="0" w:defQFormat="0" w:count="371">
     <w:lsdException w:name="Normal" w:uiPriority="0" w:qFormat="1"/>
     <w:lsdException w:name="heading 1" w:uiPriority="9" w:qFormat="1"/>
     <w:lsdException w:name="heading 2" w:semiHidden="1" w:uiPriority="9" w:unhideWhenUsed="1" w:qFormat="1"/>
@@ -1625,11 +1692,6 @@
     <w:lsdException w:name="List Table 5 Dark Accent 6" w:uiPriority="50"/>
     <w:lsdException w:name="List Table 6 Colorful Accent 6" w:uiPriority="51"/>
     <w:lsdException w:name="List Table 7 Colorful Accent 6" w:uiPriority="52"/>
-    <w:lsdException w:name="Mention" w:semiHidden="1" w:unhideWhenUsed="1"/>
-    <w:lsdException w:name="Smart Hyperlink" w:semiHidden="1" w:unhideWhenUsed="1"/>
-    <w:lsdException w:name="Hashtag" w:semiHidden="1" w:unhideWhenUsed="1"/>
-    <w:lsdException w:name="Unresolved Mention" w:semiHidden="1" w:unhideWhenUsed="1"/>
-    <w:lsdException w:name="Smart Link" w:semiHidden="1" w:unhideWhenUsed="1"/>
   </w:latentStyles>
   <w:style w:type="paragraph" w:default="1" w:styleId="a">
     <w:name w:val="Normal"/>
